--- a/docs/ajba_submission/cover_letter_ajba.docx
+++ b/docs/ajba_submission/cover_letter_ajba.docx
@@ -53,7 +53,7 @@
     </w:p>
     <w:p>
       <w:r>
-        <w:t>All analysis code and derived outputs are provided through the project repository, and the source hmmix data are publicly archived in Zenodo. The submission includes separate figure files, editable tables, and figure legends in the manuscript.</w:t>
+        <w:t>All analysis code and derived outputs are provided through the project repository. The source archaic-introgression data, generated with hmmix (a hidden Markov model-based detection method), are publicly archived in Zenodo. The submission includes separate figure files, editable tables, and figure legends in the manuscript.</w:t>
       </w:r>
     </w:p>
     <w:p>
